--- a/portal/pt/files/KORbuild Crew - Regras de negócio.docx
+++ b/portal/pt/files/KORbuild Crew - Regras de negócio.docx
@@ -2396,7 +2396,7 @@
                 <w:i w:val="0"/>
                 <w:sz w:val="18"/>
               </w:rPr>
-              <w:t xml:space="preserve"> Registrada em cada batida, quando o app é aberto durante a jornada e a cada 15 minutos na obra (a cada 5 em deslocamento). Nunca no intervalo, depois da saída ou fora do horário. A pessoa é avisada disso.</w:t>
+              <w:t xml:space="preserve"> Registrada em cada batida, quando o app é aberto durante a jornada e a cada 15 minutos na obra (a cada 5 em deslocamento). Nunca no intervalo, depois da saída ou fora do horário. A pessoa é avisada disso e precisa aceitar o aviso antes.</w:t>
             </w:r>
           </w:p>
         </w:tc>
@@ -2412,7 +2412,7 @@
                 <w:i w:val="0"/>
                 <w:sz w:val="18"/>
               </w:rPr>
-              <w:t>Simulado (veja Situação do protótipo)</w:t>
+              <w:t>Funcionando na conta de verdade com o app aberto (simulado na demonstração); em segundo plano, com o app das lojas</w:t>
             </w:r>
           </w:p>
         </w:tc>
